--- a/Articles/2026-09-28_Set_01/049_What_Is_a_Recurring_Revenue_Business.docx
+++ b/Articles/2026-09-28_Set_01/049_What_Is_a_Recurring_Revenue_Business.docx
@@ -179,6 +179,69 @@
     </w:p>
     <w:p>
       <w:pPr>
+        <w:spacing w:after="80" w:before="200"/>
+        <w:jc w:val="center"/>
+      </w:pPr>
+      <w:r>
+        <w:drawing>
+          <wp:inline distT="0" distB="0" distL="0" distR="0">
+            <wp:extent cx="5486400" cy="3429000"/>
+            <wp:effectExtent t="0" r="0" b="0" l="0"/>
+            <wp:docPr id="1" name="" descr="" title=""/>
+            <wp:cNvGraphicFramePr>
+              <a:graphicFrameLocks xmlns:a="http://schemas.openxmlformats.org/drawingml/2006/main" noChangeAspect="1"/>
+            </wp:cNvGraphicFramePr>
+            <a:graphic xmlns:a="http://schemas.openxmlformats.org/drawingml/2006/main">
+              <a:graphicData uri="http://schemas.openxmlformats.org/drawingml/2006/picture">
+                <pic:pic xmlns:pic="http://schemas.openxmlformats.org/drawingml/2006/picture">
+                  <pic:nvPicPr>
+                    <pic:cNvPr id="0" name="" descr=""/>
+                    <pic:cNvPicPr>
+                      <a:picLocks noChangeAspect="1" noChangeArrowheads="1"/>
+                    </pic:cNvPicPr>
+                  </pic:nvPicPr>
+                  <pic:blipFill>
+                    <a:blip r:embed="rId7" cstate="none"/>
+                    <a:srcRect/>
+                    <a:stretch>
+                      <a:fillRect/>
+                    </a:stretch>
+                  </pic:blipFill>
+                  <pic:spPr bwMode="auto">
+                    <a:xfrm>
+                      <a:off x="0" y="0"/>
+                      <a:ext cx="5486400" cy="3429000"/>
+                    </a:xfrm>
+                    <a:prstGeom prst="rect">
+                      <a:avLst/>
+                    </a:prstGeom>
+                  </pic:spPr>
+                </pic:pic>
+              </a:graphicData>
+            </a:graphic>
+          </wp:inline>
+        </w:drawing>
+      </w:r>
+    </w:p>
+    <w:p>
+      <w:pPr>
+        <w:spacing w:after="240"/>
+        <w:jc w:val="center"/>
+      </w:pPr>
+      <w:r>
+        <w:rPr>
+          <w:rFonts w:ascii="Georgia" w:cs="Georgia" w:eastAsia="Georgia" w:hAnsi="Georgia"/>
+          <w:i/>
+          <w:iCs/>
+          <w:color w:val="666666"/>
+          <w:sz w:val="19"/>
+          <w:szCs w:val="19"/>
+        </w:rPr>
+        <w:t xml:space="preserve">Illustrative example: estimated customer lifetime value at $100 monthly revenue and 70% gross margin, across churn rates.</w:t>
+      </w:r>
+    </w:p>
+    <w:p>
+      <w:pPr>
         <w:pStyle w:val="Heading2"/>
         <w:spacing w:after="140" w:before="260"/>
       </w:pPr>
@@ -236,7 +299,7 @@
         </w:rPr>
         <w:t xml:space="preserve">A recurring revenue business only fits MPLY's broader thesis if that underlying durability is present, not simply because it bills on a recurring schedule. See MPLY's investment approach on its </w:t>
       </w:r>
-      <w:hyperlink w:history="1" r:id="rIdxfeulp-5m7xeysircjjkq">
+      <w:hyperlink w:history="1" r:id="rIdphlxwtiernqr3qwohlvf1">
         <w:r>
           <w:rPr>
             <w:rFonts w:ascii="Georgia" w:cs="Georgia" w:eastAsia="Georgia" w:hAnsi="Georgia"/>
@@ -282,7 +345,7 @@
         </w:numPr>
         <w:spacing w:after="100"/>
       </w:pPr>
-      <w:hyperlink w:history="1" r:id="rIdmojkebodsyx03tlcsg2ay">
+      <w:hyperlink w:history="1" r:id="rIdn2h-auutqte6je-wa9mfd">
         <w:r>
           <w:rPr>
             <w:rFonts w:ascii="Georgia" w:cs="Georgia" w:eastAsia="Georgia" w:hAnsi="Georgia"/>
